--- a/manuscript/word/volume_01/arc_02/ch_069.docx
+++ b/manuscript/word/volume_01/arc_02/ch_069.docx
@@ -15,7 +15,7 @@
         </w:rPr>
         <w:t>PHÁ TRỜI</w:t>
         <w:br/>
-        <w:t>CHƯƠNG 69: BA SON CỔ TRẬN</w:t>
+        <w:t>CHƯƠNG 69</w:t>
       </w:r>
     </w:p>
     <w:p>
@@ -495,7 +495,7 @@
           <w:color w:val="141414"/>
           <w:sz w:val="24"/>
         </w:rPr>
-        <w:t>"Không phải quặng tự nhiên," Viện trưởng Nam lắc đầu quả quyết, giọng ông trầm xuống đầy vẻ bí ẩn. "Trong nhật ký thi công bằng tiếng Pháp, kỹ sư trưởng Jean-Baptiste ghi rõ: đó là khối trụ tròn bằng đồng nguyên khối đường kính hơn hai mét, khắc ký hiệu hình học kỳ bí. Người Pháp không thể phá vỡ hay di dời, đành đổ khối bê tông bọc thép dày ba mét bọc kín xung quanh làm bệ đỡ chịu lực cho ụ tàu và tháp thủy đài!"</w:t>
+        <w:t>"Không phải quặng tự nhiên," Viện trưởng Nam lắc đầu quả quyết, giọng ông trầm xuống đầy vẻ bí ẩn. "Trong nhật ký thi công bằng tiếng Pháp, kỹ sư trưởng Jean-Baptiste ghi rõ: đó là khối trụ tròn bằng đồng nguyên khối đường kính hơn hai mét, khắc ký hiệu hình học kỳ bí. Người Pháp không thể phá vỡ hay di dời, đành xây khối móng đá hoa cương dày ba mét bọc kín xung quanh làm bệ đỡ chịu lực cho ụ tàu và tháp thủy đài!"</w:t>
       </w:r>
     </w:p>
     <w:p>
@@ -705,7 +705,7 @@
           <w:color w:val="141414"/>
           <w:sz w:val="24"/>
         </w:rPr>
-        <w:t>Tôi khép hờ mắt, kích hoạt trực giác Thể Đạo. Dưới độ sâu bốn mươi hai mét của lòng đất, xuyên qua các tầng sét nén và khối bê tông bọc thép dày đặc, một luồng từ trường màu hoàng kim đồng thau đồ sộ tựa như một ngọn núi ngầm đang tỏa ra uy áp trầm hùng. Tần số dao động của nó chậm rãi, trầm mặc, đúng không phẩy mười hai Hertz, đồng điệu tuyệt đối với nhịp đập của quả tim và mạch đất mẹ mà tôi từng cảm nhận ở Cầu Mống.</w:t>
+        <w:t>Tôi khép hờ mắt, kích hoạt trực giác Thể Đạo. Dưới độ sâu bốn mươi hai mét của lòng đất, xuyên qua các tầng sét nén và khối móng đá hoa cương dày đặc, một luồng từ trường màu hoàng kim đồng thau đồ sộ tựa như một ngọn núi ngầm đang tỏa ra uy áp trầm hùng. Tần số dao động của nó chậm rãi, trầm mặc, đúng không phẩy mười hai Hertz, đồng điệu tuyệt đối với nhịp đập của quả tim và mạch đất mẹ mà tôi từng cảm nhận ở Cầu Mống.</w:t>
       </w:r>
     </w:p>
     <w:p>
@@ -1035,7 +1035,7 @@
           <w:color w:val="141414"/>
           <w:sz w:val="24"/>
         </w:rPr>
-        <w:t>Trong khoảnh khắc ấy, thị giác tâm linh của tôi mở rộng tột độ. Xuyên qua ba mươi mét đất đá bazan và lớp bê tông bảo hộ dày đặc, hình ảnh chân thực của cọc tiêu số sáu hiện lên tráng lệ và uy nghiêm trước mắt tôi!</w:t>
+        <w:t>Trong khoảnh khắc ấy, thị giác tâm linh của tôi mở rộng tột độ. Xuyên qua ba mươi mét đất đá bazan và lớp đá hoa cương bảo hộ dày đặc, hình ảnh chân thực của cọc tiêu số sáu hiện lên tráng lệ và uy nghiêm trước mắt tôi!</w:t>
       </w:r>
     </w:p>
     <w:p>

--- a/manuscript/word/volume_01/arc_02/ch_069.docx
+++ b/manuscript/word/volume_01/arc_02/ch_069.docx
@@ -15,7 +15,7 @@
         </w:rPr>
         <w:t>PHÁ TRỜI</w:t>
         <w:br/>
-        <w:t>CHƯƠNG 69</w:t>
+        <w:t>CHƯƠNG 69: BA SON CỔ TRẬN</w:t>
       </w:r>
     </w:p>
     <w:p>
@@ -33,6 +33,141 @@
       </w:r>
     </w:p>
     <w:p/>
+    <w:p>
+      <w:pPr>
+        <w:spacing w:line="300" w:lineRule="auto" w:after="120"/>
+        <w:ind w:firstLine="432"/>
+        <w:jc w:val="both"/>
+      </w:pPr>
+      <w:r>
+        <w:rPr>
+          <w:rFonts w:ascii="Times New Roman" w:hAnsi="Times New Roman"/>
+          <w:color w:val="141414"/>
+          <w:sz w:val="24"/>
+        </w:rPr>
+        <w:t>---</w:t>
+      </w:r>
+    </w:p>
+    <w:p>
+      <w:pPr>
+        <w:spacing w:line="300" w:lineRule="auto" w:after="120"/>
+        <w:ind w:firstLine="432"/>
+        <w:jc w:val="both"/>
+      </w:pPr>
+      <w:r>
+        <w:rPr>
+          <w:rFonts w:ascii="Times New Roman" w:hAnsi="Times New Roman"/>
+          <w:color w:val="141414"/>
+          <w:sz w:val="24"/>
+        </w:rPr>
+        <w:t>chapter: 69</w:t>
+      </w:r>
+    </w:p>
+    <w:p>
+      <w:pPr>
+        <w:spacing w:line="300" w:lineRule="auto" w:after="120"/>
+        <w:ind w:firstLine="432"/>
+        <w:jc w:val="both"/>
+      </w:pPr>
+      <w:r>
+        <w:rPr>
+          <w:rFonts w:ascii="Times New Roman" w:hAnsi="Times New Roman"/>
+          <w:color w:val="141414"/>
+          <w:sz w:val="24"/>
+        </w:rPr>
+        <w:t>title: "Ba Son Cổ Trận"</w:t>
+      </w:r>
+    </w:p>
+    <w:p>
+      <w:pPr>
+        <w:spacing w:line="300" w:lineRule="auto" w:after="120"/>
+        <w:ind w:firstLine="432"/>
+        <w:jc w:val="both"/>
+      </w:pPr>
+      <w:r>
+        <w:rPr>
+          <w:rFonts w:ascii="Times New Roman" w:hAnsi="Times New Roman"/>
+          <w:color w:val="141414"/>
+          <w:sz w:val="24"/>
+        </w:rPr>
+        <w:t>volume: 1</w:t>
+      </w:r>
+    </w:p>
+    <w:p>
+      <w:pPr>
+        <w:spacing w:line="300" w:lineRule="auto" w:after="120"/>
+        <w:ind w:firstLine="432"/>
+        <w:jc w:val="both"/>
+      </w:pPr>
+      <w:r>
+        <w:rPr>
+          <w:rFonts w:ascii="Times New Roman" w:hAnsi="Times New Roman"/>
+          <w:color w:val="141414"/>
+          <w:sz w:val="24"/>
+        </w:rPr>
+        <w:t>arc: 2</w:t>
+      </w:r>
+    </w:p>
+    <w:p>
+      <w:pPr>
+        <w:spacing w:line="300" w:lineRule="auto" w:after="120"/>
+        <w:ind w:firstLine="432"/>
+        <w:jc w:val="both"/>
+      </w:pPr>
+      <w:r>
+        <w:rPr>
+          <w:rFonts w:ascii="Times New Roman" w:hAnsi="Times New Roman"/>
+          <w:color w:val="141414"/>
+          <w:sz w:val="24"/>
+        </w:rPr>
+        <w:t>word_count: 3522</w:t>
+      </w:r>
+    </w:p>
+    <w:p>
+      <w:pPr>
+        <w:spacing w:line="300" w:lineRule="auto" w:after="120"/>
+        <w:ind w:firstLine="432"/>
+        <w:jc w:val="both"/>
+      </w:pPr>
+      <w:r>
+        <w:rPr>
+          <w:rFonts w:ascii="Times New Roman" w:hAnsi="Times New Roman"/>
+          <w:color w:val="141414"/>
+          <w:sz w:val="24"/>
+        </w:rPr>
+        <w:t>date: "2026-10-22"</w:t>
+      </w:r>
+    </w:p>
+    <w:p>
+      <w:pPr>
+        <w:spacing w:line="300" w:lineRule="auto" w:after="120"/>
+        <w:ind w:firstLine="432"/>
+        <w:jc w:val="both"/>
+      </w:pPr>
+      <w:r>
+        <w:rPr>
+          <w:rFonts w:ascii="Times New Roman" w:hAnsi="Times New Roman"/>
+          <w:color w:val="141414"/>
+          <w:sz w:val="24"/>
+        </w:rPr>
+        <w:t>location: "Phòng trọ Nơ Trang Long, Viện Địa tầng &amp; Ụ tàu cổ Ba Son (TP.HCM)"</w:t>
+      </w:r>
+    </w:p>
+    <w:p>
+      <w:pPr>
+        <w:spacing w:line="300" w:lineRule="auto" w:after="120"/>
+        <w:ind w:firstLine="432"/>
+        <w:jc w:val="both"/>
+      </w:pPr>
+      <w:r>
+        <w:rPr>
+          <w:rFonts w:ascii="Times New Roman" w:hAnsi="Times New Roman"/>
+          <w:color w:val="141414"/>
+          <w:sz w:val="24"/>
+        </w:rPr>
+        <w:t>---</w:t>
+      </w:r>
+    </w:p>
     <w:p>
       <w:pPr>
         <w:spacing w:line="300" w:lineRule="auto" w:after="120"/>
